--- a/content/artworks/the-perched-edge/Description.docx
+++ b/content/artworks/the-perched-edge/Description.docx
@@ -5,6 +5,7 @@
     <w:p>
       <w:pPr>
         <w:pStyle w:val="Title"/>
+        <w:spacing w:before="0" w:after="320"/>
         <w:jc w:val="center"/>
         <w:rPr/>
       </w:pPr>
@@ -12,6 +13,9 @@
       <w:bookmarkEnd w:id="0"/>
       <w:r>
         <w:rPr>
+          <w:b/>
+          <w:color w:val="1D1B18"/>
+          <w:sz w:val="52"/>
           <w:rtl w:val="0"/>
         </w:rPr>
         <w:t xml:space="preserve">The Perched Edge</w:t>
@@ -19,9 +23,12 @@
     </w:p>
     <w:p>
       <w:pPr>
+        <w:spacing w:before="0" w:after="0" w:line="240" w:lineRule="auto"/>
         <w:rPr>
           <w:b w:val="1"/>
           <w:bCs w:val="1"/>
+          <w:sz w:val="16"/>
+          <w:szCs w:val="16"/>
         </w:rPr>
       </w:pPr>
       <w:r>
@@ -33,12 +40,16 @@
     <w:p>
       <w:pPr>
         <w:pStyle w:val="Heading2"/>
+        <w:spacing w:before="400" w:after="80"/>
         <w:rPr/>
       </w:pPr>
       <w:bookmarkStart w:colFirst="0" w:colLast="0" w:name="_ovuduvfwqj1f" w:id="1"/>
       <w:bookmarkEnd w:id="1"/>
       <w:r>
         <w:rPr>
+          <w:b/>
+          <w:color w:val="8A5A44"/>
+          <w:sz w:val="30"/>
           <w:rtl w:val="0"/>
         </w:rPr>
         <w:t xml:space="preserve">Dimensions</w:t>
@@ -46,7 +57,11 @@
     </w:p>
     <w:p>
       <w:pPr>
-        <w:rPr/>
+        <w:spacing w:before="0" w:after="0" w:line="240" w:lineRule="auto"/>
+        <w:rPr>
+          <w:sz w:val="16"/>
+          <w:szCs w:val="16"/>
+        </w:rPr>
       </w:pPr>
       <w:r>
         <w:rPr>
@@ -57,12 +72,16 @@
     <w:p>
       <w:pPr>
         <w:pStyle w:val="Heading2"/>
+        <w:spacing w:before="400" w:after="80"/>
         <w:rPr/>
       </w:pPr>
       <w:bookmarkStart w:colFirst="0" w:colLast="0" w:name="_ozofvcf2gggs" w:id="2"/>
       <w:bookmarkEnd w:id="2"/>
       <w:r>
         <w:rPr>
+          <w:b/>
+          <w:color w:val="8A5A44"/>
+          <w:sz w:val="30"/>
           <w:rtl w:val="0"/>
         </w:rPr>
         <w:t xml:space="preserve">Material</w:t>
@@ -70,10 +89,14 @@
     </w:p>
     <w:p>
       <w:pPr>
-        <w:rPr/>
-      </w:pPr>
-      <w:r>
-        <w:rPr>
+        <w:spacing w:before="0" w:after="160" w:line="276" w:lineRule="auto"/>
+        <w:rPr/>
+      </w:pPr>
+      <w:r>
+        <w:rPr>
+          <w:b w:val="0"/>
+          <w:color w:val="1D1B18"/>
+          <w:sz w:val="24"/>
           <w:rtl w:val="0"/>
         </w:rPr>
         <w:t xml:space="preserve">Acrylic painting on canvas with a wooden base of functional art having a top of sawn live edge</w:t>
@@ -82,12 +105,16 @@
     <w:p>
       <w:pPr>
         <w:pStyle w:val="Heading2"/>
+        <w:spacing w:before="400" w:after="80"/>
         <w:rPr/>
       </w:pPr>
       <w:bookmarkStart w:colFirst="0" w:colLast="0" w:name="_paty9uhqjzyo" w:id="3"/>
       <w:bookmarkEnd w:id="3"/>
       <w:r>
         <w:rPr>
+          <w:b/>
+          <w:color w:val="8A5A44"/>
+          <w:sz w:val="30"/>
           <w:rtl w:val="0"/>
         </w:rPr>
         <w:t xml:space="preserve">Short Description</w:t>
@@ -96,12 +123,16 @@
     <w:p>
       <w:pPr>
         <w:pStyle w:val="Heading2"/>
+        <w:spacing w:before="0" w:after="160" w:line="276" w:lineRule="auto"/>
         <w:rPr/>
       </w:pPr>
       <w:bookmarkStart w:colFirst="0" w:colLast="0" w:name="_8djzyldol67s" w:id="4"/>
       <w:bookmarkEnd w:id="4"/>
       <w:r>
         <w:rPr>
+          <w:b w:val="0"/>
+          <w:color w:val="1D1B18"/>
+          <w:sz w:val="24"/>
           <w:rtl w:val="0"/>
         </w:rPr>
         <w:t xml:space="preserve">A functional art cabinet blending natural wood with hand-painted branches, leaves, and flowers against a warm yellow ground. Its organic design brings nature, warmth, and character indoors with timeless appeal.</w:t>
@@ -109,7 +140,11 @@
     </w:p>
     <w:p>
       <w:pPr>
-        <w:rPr/>
+        <w:spacing w:before="0" w:after="0" w:line="240" w:lineRule="auto"/>
+        <w:rPr>
+          <w:sz w:val="16"/>
+          <w:szCs w:val="16"/>
+        </w:rPr>
       </w:pPr>
       <w:r>
         <w:rPr>
@@ -120,12 +155,16 @@
     <w:p>
       <w:pPr>
         <w:pStyle w:val="Heading2"/>
+        <w:spacing w:before="400" w:after="80"/>
         <w:rPr/>
       </w:pPr>
       <w:bookmarkStart w:colFirst="0" w:colLast="0" w:name="_ggrrctkjo63l" w:id="5"/>
       <w:bookmarkEnd w:id="5"/>
       <w:r>
         <w:rPr>
+          <w:b/>
+          <w:color w:val="8A5A44"/>
+          <w:sz w:val="30"/>
           <w:rtl w:val="0"/>
         </w:rPr>
         <w:t xml:space="preserve">Long Description</w:t>
@@ -133,20 +172,28 @@
     </w:p>
     <w:p>
       <w:pPr>
-        <w:rPr/>
-      </w:pPr>
-      <w:r>
-        <w:rPr>
-          <w:rtl w:val="0"/>
-        </w:rPr>
-      </w:r>
-    </w:p>
-    <w:p>
-      <w:pPr>
-        <w:rPr/>
-      </w:pPr>
-      <w:r>
-        <w:rPr>
+        <w:spacing w:before="0" w:after="0" w:line="240" w:lineRule="auto"/>
+        <w:rPr>
+          <w:sz w:val="16"/>
+          <w:szCs w:val="16"/>
+        </w:rPr>
+      </w:pPr>
+      <w:r>
+        <w:rPr>
+          <w:rtl w:val="0"/>
+        </w:rPr>
+      </w:r>
+    </w:p>
+    <w:p>
+      <w:pPr>
+        <w:spacing w:before="0" w:after="160" w:line="276" w:lineRule="auto"/>
+        <w:rPr/>
+      </w:pPr>
+      <w:r>
+        <w:rPr>
+          <w:b w:val="0"/>
+          <w:color w:val="1D1B18"/>
+          <w:sz w:val="24"/>
           <w:rtl w:val="0"/>
         </w:rPr>
         <w:t xml:space="preserve">An invitation to bring the outdoors in.</w:t>
@@ -154,20 +201,28 @@
     </w:p>
     <w:p>
       <w:pPr>
-        <w:rPr/>
-      </w:pPr>
-      <w:r>
-        <w:rPr>
-          <w:rtl w:val="0"/>
-        </w:rPr>
-      </w:r>
-    </w:p>
-    <w:p>
-      <w:pPr>
-        <w:rPr/>
-      </w:pPr>
-      <w:r>
-        <w:rPr>
+        <w:spacing w:before="0" w:after="0" w:line="240" w:lineRule="auto"/>
+        <w:rPr>
+          <w:sz w:val="16"/>
+          <w:szCs w:val="16"/>
+        </w:rPr>
+      </w:pPr>
+      <w:r>
+        <w:rPr>
+          <w:rtl w:val="0"/>
+        </w:rPr>
+      </w:r>
+    </w:p>
+    <w:p>
+      <w:pPr>
+        <w:spacing w:before="0" w:after="160" w:line="276" w:lineRule="auto"/>
+        <w:rPr/>
+      </w:pPr>
+      <w:r>
+        <w:rPr>
+          <w:b w:val="0"/>
+          <w:color w:val="1D1B18"/>
+          <w:sz w:val="24"/>
           <w:rtl w:val="0"/>
         </w:rPr>
         <w:t xml:space="preserve">Where natural wood meets painted wing, The Perched Edge is a custom cabinet that blurs the line between furniture and art. A raw wood top crowns a hand illustrated botanical landscape, merging classic silhouettes with a lush tropical soul. It is functional and a conversation starter.</w:t>
@@ -175,20 +230,28 @@
     </w:p>
     <w:p>
       <w:pPr>
-        <w:rPr/>
-      </w:pPr>
-      <w:r>
-        <w:rPr>
-          <w:rtl w:val="0"/>
-        </w:rPr>
-      </w:r>
-    </w:p>
-    <w:p>
-      <w:pPr>
-        <w:rPr/>
-      </w:pPr>
-      <w:r>
-        <w:rPr>
+        <w:spacing w:before="0" w:after="0" w:line="240" w:lineRule="auto"/>
+        <w:rPr>
+          <w:sz w:val="16"/>
+          <w:szCs w:val="16"/>
+        </w:rPr>
+      </w:pPr>
+      <w:r>
+        <w:rPr>
+          <w:rtl w:val="0"/>
+        </w:rPr>
+      </w:r>
+    </w:p>
+    <w:p>
+      <w:pPr>
+        <w:spacing w:before="0" w:after="160" w:line="276" w:lineRule="auto"/>
+        <w:rPr/>
+      </w:pPr>
+      <w:r>
+        <w:rPr>
+          <w:b w:val="0"/>
+          <w:color w:val="1D1B18"/>
+          <w:sz w:val="24"/>
           <w:rtl w:val="0"/>
         </w:rPr>
         <w:t xml:space="preserve">From selecting the perfect piece of timber to painting every leaf and feather by hand, this piece was a true labor of love. The idea of perching guided the entire design. The birds do not merely appear on the doors; they feel as though they are resting on the furniture itself. Even the custom hardware dissolves into the branches, completing a scene that feels alive, grounded, and quietly poetic.</w:t>
@@ -196,51 +259,119 @@
     </w:p>
     <w:p>
       <w:pPr>
-        <w:rPr/>
-      </w:pPr>
-      <w:r>
-        <w:rPr>
-          <w:rtl w:val="0"/>
-        </w:rPr>
-      </w:r>
-    </w:p>
-    <w:p>
-      <w:r>
+        <w:spacing w:before="0" w:after="0" w:line="240" w:lineRule="auto"/>
+        <w:rPr>
+          <w:sz w:val="16"/>
+          <w:szCs w:val="16"/>
+        </w:rPr>
+      </w:pPr>
+      <w:r>
+        <w:rPr>
+          <w:rtl w:val="0"/>
+        </w:rPr>
+      </w:r>
+    </w:p>
+    <w:p>
+      <w:pPr>
+        <w:spacing w:before="400" w:after="80"/>
+      </w:pPr>
+      <w:r>
+        <w:rPr>
+          <w:b/>
+          <w:color w:val="8A5A44"/>
+          <w:sz w:val="30"/>
+        </w:rPr>
         <w:t xml:space="preserve">Discipline</w:t>
       </w:r>
     </w:p>
     <w:p>
-      <w:r>
+      <w:pPr>
+        <w:spacing w:before="0" w:after="160" w:line="276" w:lineRule="auto"/>
+      </w:pPr>
+      <w:r>
+        <w:rPr>
+          <w:b w:val="0"/>
+          <w:color w:val="1D1B18"/>
+          <w:sz w:val="24"/>
+        </w:rPr>
         <w:t xml:space="preserve">Console</w:t>
       </w:r>
     </w:p>
     <w:p>
-      <w:r>
+      <w:pPr>
+        <w:spacing w:before="400" w:after="80"/>
+      </w:pPr>
+      <w:r>
+        <w:rPr>
+          <w:b/>
+          <w:color w:val="8A5A44"/>
+          <w:sz w:val="30"/>
+        </w:rPr>
         <w:t xml:space="preserve">Status</w:t>
       </w:r>
     </w:p>
     <w:p>
-      <w:r>
+      <w:pPr>
+        <w:spacing w:before="0" w:after="160" w:line="276" w:lineRule="auto"/>
+      </w:pPr>
+      <w:r>
+        <w:rPr>
+          <w:b w:val="0"/>
+          <w:color w:val="1D1B18"/>
+          <w:sz w:val="24"/>
+        </w:rPr>
         <w:t xml:space="preserve">Sold</w:t>
       </w:r>
     </w:p>
     <w:p>
-      <w:r>
+      <w:pPr>
+        <w:spacing w:before="400" w:after="80"/>
+      </w:pPr>
+      <w:r>
+        <w:rPr>
+          <w:b/>
+          <w:color w:val="8A5A44"/>
+          <w:sz w:val="30"/>
+        </w:rPr>
         <w:t xml:space="preserve">Year</w:t>
       </w:r>
     </w:p>
     <w:p>
-      <w:r>
+      <w:pPr>
+        <w:spacing w:before="0" w:after="120"/>
+      </w:pPr>
+      <w:r>
+        <w:rPr>
+          <w:b/>
+          <w:color w:val="B3261E"/>
+          <w:sz w:val="24"/>
+        </w:rPr>
         <w:t xml:space="preserve">[todo]</w:t>
       </w:r>
     </w:p>
     <w:p>
-      <w:r>
+      <w:pPr>
+        <w:spacing w:before="400" w:after="80"/>
+      </w:pPr>
+      <w:r>
+        <w:rPr>
+          <w:b/>
+          <w:color w:val="8A5A44"/>
+          <w:sz w:val="30"/>
+        </w:rPr>
         <w:t xml:space="preserve">One liner</w:t>
       </w:r>
     </w:p>
     <w:p>
-      <w:r>
+      <w:pPr>
+        <w:spacing w:before="0" w:after="120"/>
+      </w:pPr>
+      <w:r>
+        <w:rPr>
+          <w:b/>
+          <w:color w:val="B3261E"/>
+          <w:sz w:val="24"/>
+        </w:rPr>
         <w:t xml:space="preserve">[todo]</w:t>
       </w:r>
     </w:p>
